--- a/looogen-备案材料/大模型备案申报材料-北京优酷科技有限公司-Looogen/2-附件2-模型服务协议/附件2.2-隐私保护政策.docx
+++ b/looogen-备案材料/大模型备案申报材料-北京优酷科技有限公司-Looogen/2-附件2-模型服务协议/附件2.2-隐私保护政策.docx
@@ -1153,24 +1153,7 @@
           <w:sz w:val="32"/>
           <w:szCs w:val="32"/>
         </w:rPr>
-        <w:t>2、业务功能二：AI文本生成、AI图片生成与编辑、AI视频生成与编辑、AI音频生成</w:t>
-      </w:r>
-      <w:r>
-        <w:rPr>
-          <w:rFonts w:ascii="仿宋" w:eastAsia="仿宋" w:hAnsi="仿宋"/>
-          <w:color w:val="FF0000"/>
-          <w:sz w:val="32"/>
-          <w:szCs w:val="32"/>
-        </w:rPr>
-        <w:t>【待确认】</w:t>
-      </w:r>
-      <w:r>
-        <w:rPr>
-          <w:rFonts w:ascii="仿宋" w:eastAsia="仿宋" w:hAnsi="仿宋"/>
-          <w:sz w:val="32"/>
-          <w:szCs w:val="32"/>
-        </w:rPr>
-        <w:t>。</w:t>
+        <w:t>2、业务功能二：剧本创作与解析、资产设计、分镜生成、视频生成与质检修复、配音配乐、后期处理。</w:t>
       </w:r>
     </w:p>
     <w:p>
@@ -1214,17 +1197,29 @@
           <w:sz w:val="32"/>
           <w:szCs w:val="32"/>
         </w:rPr>
-        <w:t>通过大语言模型为用户生成或优化创作所需的文字内容（如创意文案、脚本、分镜描述等）。</w:t>
-      </w:r>
+        <w:t>通过大语言模型为用户进行剧本创作、剧本评估、剧本解析（世界观、时间线、人物关系），以及将剧本或参考视频拆解为分镜表等文本生成或优化。</w:t>
+      </w:r>
+    </w:p>
+    <w:p>
+      <w:pPr>
+        <w:widowControl/>
+        <w:spacing w:line="360" w:lineRule="atLeast"/>
+        <w:ind w:firstLine="450"/>
+        <w:rPr>
+          <w:rFonts w:ascii="仿宋" w:eastAsia="仿宋" w:hAnsi="仿宋" w:cs="宋体"/>
+          <w:kern w:val="0"/>
+          <w:sz w:val="32"/>
+          <w:szCs w:val="32"/>
+        </w:rPr>
+      </w:pPr>
       <w:r>
         <w:rPr>
           <w:rFonts w:ascii="仿宋" w:eastAsia="仿宋" w:hAnsi="仿宋" w:cs="宋体" w:hint="eastAsia"/>
-          <w:color w:val="FF0000"/>
-          <w:kern w:val="0"/>
-          <w:sz w:val="32"/>
-          <w:szCs w:val="32"/>
-        </w:rPr>
-        <w:t>【待确认】</w:t>
+          <w:kern w:val="0"/>
+          <w:sz w:val="32"/>
+          <w:szCs w:val="32"/>
+        </w:rPr>
+        <w:t>通过图片大模型生成或匹配AI演员形象与妆造、服装、场景资产，生成角色/场景多视图，并提供换装、换光线、资产变体等图片编辑。</w:t>
       </w:r>
     </w:p>
     <w:p>
@@ -1246,81 +1241,29 @@
           <w:sz w:val="32"/>
           <w:szCs w:val="32"/>
         </w:rPr>
-        <w:t>通过图片大模型根据用户输入的文字或参考图生成图片，并提供图片编辑能力。</w:t>
-      </w:r>
+        <w:t>通过视频大模型基于分镜表及资产逐镜头生成视频并合成成片，提供单镜头重生成、自动质检与定向修复，以及超分辨率、插帧、HDR等画面增强。</w:t>
+      </w:r>
+    </w:p>
+    <w:p>
+      <w:pPr>
+        <w:widowControl/>
+        <w:spacing w:line="360" w:lineRule="atLeast"/>
+        <w:ind w:firstLine="450"/>
+        <w:rPr>
+          <w:rFonts w:ascii="仿宋" w:eastAsia="仿宋" w:hAnsi="仿宋" w:cs="宋体"/>
+          <w:kern w:val="0"/>
+          <w:sz w:val="32"/>
+          <w:szCs w:val="32"/>
+        </w:rPr>
+      </w:pPr>
       <w:r>
         <w:rPr>
           <w:rFonts w:ascii="仿宋" w:eastAsia="仿宋" w:hAnsi="仿宋" w:cs="宋体" w:hint="eastAsia"/>
-          <w:color w:val="FF0000"/>
-          <w:kern w:val="0"/>
-          <w:sz w:val="32"/>
-          <w:szCs w:val="32"/>
-        </w:rPr>
-        <w:t>【待确认】</w:t>
-      </w:r>
-    </w:p>
-    <w:p>
-      <w:pPr>
-        <w:widowControl/>
-        <w:spacing w:line="360" w:lineRule="atLeast"/>
-        <w:ind w:firstLine="450"/>
-        <w:rPr>
-          <w:rFonts w:ascii="仿宋" w:eastAsia="仿宋" w:hAnsi="仿宋" w:cs="宋体"/>
-          <w:kern w:val="0"/>
-          <w:sz w:val="32"/>
-          <w:szCs w:val="32"/>
-        </w:rPr>
-      </w:pPr>
-      <w:r>
-        <w:rPr>
-          <w:rFonts w:ascii="仿宋" w:eastAsia="仿宋" w:hAnsi="仿宋" w:cs="宋体" w:hint="eastAsia"/>
-          <w:kern w:val="0"/>
-          <w:sz w:val="32"/>
-          <w:szCs w:val="32"/>
-        </w:rPr>
-        <w:t>通过视频大模型根据用户输入的文字、图片或视频生成视频，并提供视频编辑能力。</w:t>
-      </w:r>
-      <w:r>
-        <w:rPr>
-          <w:rFonts w:ascii="仿宋" w:eastAsia="仿宋" w:hAnsi="仿宋" w:cs="宋体" w:hint="eastAsia"/>
-          <w:color w:val="FF0000"/>
-          <w:kern w:val="0"/>
-          <w:sz w:val="32"/>
-          <w:szCs w:val="32"/>
-        </w:rPr>
-        <w:t>【待确认】</w:t>
-      </w:r>
-    </w:p>
-    <w:p>
-      <w:pPr>
-        <w:widowControl/>
-        <w:spacing w:line="360" w:lineRule="atLeast"/>
-        <w:ind w:firstLine="450"/>
-        <w:rPr>
-          <w:rFonts w:ascii="仿宋" w:eastAsia="仿宋" w:hAnsi="仿宋" w:cs="宋体"/>
-          <w:kern w:val="0"/>
-          <w:sz w:val="32"/>
-          <w:szCs w:val="32"/>
-        </w:rPr>
-      </w:pPr>
-      <w:r>
-        <w:rPr>
-          <w:rFonts w:ascii="仿宋" w:eastAsia="仿宋" w:hAnsi="仿宋" w:cs="宋体" w:hint="eastAsia"/>
-          <w:kern w:val="0"/>
-          <w:sz w:val="32"/>
-          <w:szCs w:val="32"/>
-        </w:rPr>
-        <w:t>通过音频大模型根据用户输入的文本生成配音、音效等音频内容。</w:t>
-      </w:r>
-      <w:r>
-        <w:rPr>
-          <w:rFonts w:ascii="仿宋" w:eastAsia="仿宋" w:hAnsi="仿宋" w:cs="宋体" w:hint="eastAsia"/>
-          <w:color w:val="FF0000"/>
-          <w:kern w:val="0"/>
-          <w:sz w:val="32"/>
-          <w:szCs w:val="32"/>
-        </w:rPr>
-        <w:t>【待确认】</w:t>
+          <w:kern w:val="0"/>
+          <w:sz w:val="32"/>
+          <w:szCs w:val="32"/>
+        </w:rPr>
+        <w:t>通过音频大模型进行多角色智能配音、音色替换、BGM及音效生成、音频增强，并生成与配音对齐的字幕。</w:t>
       </w:r>
     </w:p>
     <w:p>

--- a/looogen-备案材料/大模型备案申报材料-北京优酷科技有限公司-Looogen/2-附件2-模型服务协议/附件2.2-隐私保护政策.docx
+++ b/looogen-备案材料/大模型备案申报材料-北京优酷科技有限公司-Looogen/2-附件2-模型服务协议/附件2.2-隐私保护政策.docx
@@ -1263,7 +1263,7 @@
           <w:sz w:val="32"/>
           <w:szCs w:val="32"/>
         </w:rPr>
-        <w:t>通过音频大模型进行多角色智能配音、音色替换、BGM及音效生成、音频增强，并生成与配音对齐的字幕。</w:t>
+        <w:t>通过音频大模型基于用户上传的音色进行多角色智能配音及音色替换，生成BGM及音效、进行音频增强，并生成与配音对齐的字幕。</w:t>
       </w:r>
     </w:p>
     <w:p>
@@ -1296,6 +1296,47 @@
         </w:rPr>
         <w:lastRenderedPageBreak/>
         <w:t>独立设备标识符、终端设备内存使用情况、CPU、终端设备读取权限），读取其中包含的链接及图片等内容信息，以实现图文信息上传、导入。我们还将收集您导入的文字信息，将前述文字信息作为内部数据进行分析并持续优化本服务。</w:t>
+      </w:r>
+    </w:p>
+    <w:p>
+      <w:pPr>
+        <w:widowControl/>
+        <w:spacing w:line="360" w:lineRule="atLeast"/>
+        <w:ind w:firstLine="450"/>
+        <w:rPr>
+          <w:rFonts w:ascii="仿宋" w:eastAsia="仿宋" w:hAnsi="仿宋" w:cs="宋体"/>
+          <w:kern w:val="0"/>
+          <w:sz w:val="32"/>
+          <w:szCs w:val="32"/>
+        </w:rPr>
+      </w:pPr>
+      <w:r>
+        <w:rPr>
+          <w:rFonts w:ascii="仿宋" w:eastAsia="仿宋" w:hAnsi="仿宋" w:cs="宋体"/>
+          <w:kern w:val="0"/>
+          <w:sz w:val="32"/>
+          <w:szCs w:val="32"/>
+        </w:rPr>
+        <w:t>智能配音及音色替换：当您使用智能配音或音色替换功能时，您需要上传声音样本。声音样本包含声纹特征，属于敏感个人信息，我们将在您上传前以弹窗形式单独征得您的同意。该声音样本仅用于为您生成配音，不会用于模型训练，也不会提供给其他用户；您可随时在</w:t>
+      </w:r>
+      <w:r>
+        <w:rPr>
+          <w:rFonts w:ascii="仿宋" w:eastAsia="仿宋" w:hAnsi="仿宋" w:cs="宋体"/>
+          <w:color w:val="FF0000"/>
+          <w:kern w:val="0"/>
+          <w:sz w:val="32"/>
+          <w:szCs w:val="32"/>
+        </w:rPr>
+        <w:t>【待确认：音色管理入口】</w:t>
+      </w:r>
+      <w:r>
+        <w:rPr>
+          <w:rFonts w:ascii="仿宋" w:eastAsia="仿宋" w:hAnsi="仿宋" w:cs="宋体"/>
+          <w:kern w:val="0"/>
+          <w:sz w:val="32"/>
+          <w:szCs w:val="32"/>
+        </w:rPr>
+        <w:t>删除，删除或注销账号后我们将在15个工作日内删除。如您上传他人声音，您应已依法告知该自然人并取得其单独同意。拒绝提供声音样本仅会使您无法使用该功能，不影响其他功能的使用。</w:t>
       </w:r>
     </w:p>
     <w:p>
